--- a/public/Mark Oraye Abrasaldo Resume.docx
+++ b/public/Mark Oraye Abrasaldo Resume.docx
@@ -44,40 +44,22 @@
       <w:r>
         <w:rPr>
           <w:rtl w:val="0"/>
+          <w:lang w:val="en-US"/>
+        </w:rPr>
+        <w:t xml:space="preserve"> Developer</w:t>
+      </w:r>
+      <w:r>
+        <w:rPr>
+          <w:rtl w:val="0"/>
+          <w:lang w:val="en-US"/>
         </w:rPr>
         <w:t xml:space="preserve"> </w:t>
       </w:r>
       <w:r>
         <w:rPr>
           <w:rtl w:val="0"/>
-          <w:lang w:val="en-US"/>
-        </w:rPr>
-        <w:t xml:space="preserve">App </w:t>
-      </w:r>
-      <w:r>
-        <w:rPr>
-          <w:rtl w:val="0"/>
-          <w:lang w:val="en-US"/>
-        </w:rPr>
-        <w:t>Developer</w:t>
-      </w:r>
-    </w:p>
-    <w:p>
-      <w:pPr>
-        <w:pStyle w:val="Body"/>
-        <w:jc w:val="both"/>
-      </w:pPr>
-      <w:r>
-        <w:rPr>
-          <w:rFonts w:ascii="Arial Unicode MS" w:cs="Arial Unicode MS" w:hAnsi="Arial Unicode MS" w:eastAsia="Arial Unicode MS" w:hint="eastAsia"/>
-          <w:b w:val="0"/>
-          <w:bCs w:val="0"/>
-          <w:i w:val="0"/>
-          <w:iCs w:val="0"/>
-          <w:rtl w:val="0"/>
-          <w:lang w:val="en-US"/>
-        </w:rPr>
-        <w:t>📍</w:t>
+        </w:rPr>
+        <w:t>|</w:t>
       </w:r>
       <w:r>
         <w:rPr>
@@ -90,19 +72,64 @@
         <w:rPr>
           <w:rtl w:val="0"/>
         </w:rPr>
-        <w:t xml:space="preserve">Davao City, Philippines | </w:t>
-      </w:r>
-      <w:r>
-        <w:rPr>
-          <w:rFonts w:ascii="Arial Unicode MS" w:cs="Arial Unicode MS" w:hAnsi="Arial Unicode MS" w:eastAsia="Arial Unicode MS" w:hint="eastAsia"/>
-          <w:b w:val="0"/>
-          <w:bCs w:val="0"/>
-          <w:i w:val="0"/>
-          <w:iCs w:val="0"/>
-          <w:rtl w:val="0"/>
-          <w:lang w:val="en-US"/>
-        </w:rPr>
-        <w:t>📧</w:t>
+        <w:t>Philippines</w:t>
+      </w:r>
+    </w:p>
+    <w:p>
+      <w:pPr>
+        <w:pStyle w:val="Body"/>
+        <w:jc w:val="both"/>
+      </w:pPr>
+      <w:r>
+        <w:rPr>
+          <w:rtl w:val="0"/>
+        </w:rPr>
+        <w:t>+63</w:t>
+      </w:r>
+      <w:r>
+        <w:rPr>
+          <w:rtl w:val="0"/>
+          <w:lang w:val="en-US"/>
+        </w:rPr>
+        <w:t>-</w:t>
+      </w:r>
+      <w:r>
+        <w:rPr>
+          <w:rtl w:val="0"/>
+        </w:rPr>
+        <w:t>920</w:t>
+      </w:r>
+      <w:r>
+        <w:rPr>
+          <w:rtl w:val="0"/>
+          <w:lang w:val="en-US"/>
+        </w:rPr>
+        <w:t>-</w:t>
+      </w:r>
+      <w:r>
+        <w:rPr>
+          <w:rtl w:val="0"/>
+        </w:rPr>
+        <w:t>339</w:t>
+      </w:r>
+      <w:r>
+        <w:rPr>
+          <w:rtl w:val="0"/>
+          <w:lang w:val="en-US"/>
+        </w:rPr>
+        <w:t>-</w:t>
+      </w:r>
+      <w:r>
+        <w:rPr>
+          <w:rtl w:val="0"/>
+        </w:rPr>
+        <w:t xml:space="preserve">2542 </w:t>
+      </w:r>
+      <w:r>
+        <w:rPr>
+          <w:rtl w:val="0"/>
+        </w:rPr>
+        <w:t>•</w:t>
       </w:r>
       <w:r>
         <w:rPr>
@@ -114,20 +141,81 @@
       <w:r>
         <w:rPr>
           <w:rtl w:val="0"/>
-        </w:rPr>
-        <w:t xml:space="preserve">abrasaldomark@gmail.com | </w:t>
-      </w:r>
-      <w:r>
-        <w:rPr>
-          <w:rFonts w:ascii="Arial Unicode MS" w:cs="Arial Unicode MS" w:hAnsi="Arial Unicode MS" w:eastAsia="Arial Unicode MS" w:hint="eastAsia"/>
-          <w:b w:val="0"/>
-          <w:bCs w:val="0"/>
-          <w:i w:val="0"/>
-          <w:iCs w:val="0"/>
-          <w:rtl w:val="0"/>
-          <w:lang w:val="en-US"/>
-        </w:rPr>
-        <w:t>📱</w:t>
+          <w:lang w:val="pt-PT"/>
+        </w:rPr>
+        <w:t xml:space="preserve">abrasaldomark@gmail.com </w:t>
+      </w:r>
+      <w:r>
+        <w:rPr>
+          <w:rtl w:val="0"/>
+        </w:rPr>
+        <w:t xml:space="preserve">• </w:t>
+      </w:r>
+      <w:r>
+        <w:rPr>
+          <w:rStyle w:val="Hyperlink.0"/>
+        </w:rPr>
+        <w:fldChar w:fldCharType="begin" w:fldLock="0"/>
+      </w:r>
+      <w:r>
+        <w:rPr>
+          <w:rStyle w:val="Hyperlink.0"/>
+        </w:rPr>
+        <w:instrText xml:space="preserve"> HYPERLINK "http://abrasaldomark.vercel.app"</w:instrText>
+      </w:r>
+      <w:r>
+        <w:rPr>
+          <w:rStyle w:val="Hyperlink.0"/>
+        </w:rPr>
+        <w:fldChar w:fldCharType="separate" w:fldLock="0"/>
+      </w:r>
+      <w:r>
+        <w:rPr>
+          <w:rStyle w:val="Hyperlink.0"/>
+          <w:rtl w:val="0"/>
+          <w:lang w:val="es-ES_tradnl"/>
+        </w:rPr>
+        <w:t>abrasaldomark.vercel.app</w:t>
+      </w:r>
+      <w:r>
+        <w:rPr/>
+        <w:fldChar w:fldCharType="end" w:fldLock="0"/>
+      </w:r>
+    </w:p>
+    <w:p>
+      <w:pPr>
+        <w:pStyle w:val="Body"/>
+        <w:jc w:val="both"/>
+      </w:pPr>
+      <w:r>
+        <w:rPr>
+          <w:rStyle w:val="Hyperlink.0"/>
+        </w:rPr>
+        <w:fldChar w:fldCharType="begin" w:fldLock="0"/>
+      </w:r>
+      <w:r>
+        <w:rPr>
+          <w:rStyle w:val="Hyperlink.0"/>
+        </w:rPr>
+        <w:instrText xml:space="preserve"> HYPERLINK "http://linkedin.com/in/abrasaldomark/"</w:instrText>
+      </w:r>
+      <w:r>
+        <w:rPr>
+          <w:rStyle w:val="Hyperlink.0"/>
+        </w:rPr>
+        <w:fldChar w:fldCharType="separate" w:fldLock="0"/>
+      </w:r>
+      <w:r>
+        <w:rPr>
+          <w:rStyle w:val="Hyperlink.0"/>
+          <w:rtl w:val="0"/>
+          <w:lang w:val="en-US"/>
+        </w:rPr>
+        <w:t>linkedin.com/in/abrasaldomark</w:t>
+      </w:r>
+      <w:r>
+        <w:rPr/>
+        <w:fldChar w:fldCharType="end" w:fldLock="0"/>
       </w:r>
       <w:r>
         <w:rPr>
@@ -140,7 +228,44 @@
         <w:rPr>
           <w:rtl w:val="0"/>
         </w:rPr>
-        <w:t>+63 920 339 2542</w:t>
+        <w:t>•</w:t>
+      </w:r>
+      <w:r>
+        <w:rPr>
+          <w:rtl w:val="0"/>
+          <w:lang w:val="en-US"/>
+        </w:rPr>
+        <w:t xml:space="preserve"> </w:t>
+      </w:r>
+      <w:r>
+        <w:rPr>
+          <w:rStyle w:val="Hyperlink.0"/>
+        </w:rPr>
+        <w:fldChar w:fldCharType="begin" w:fldLock="0"/>
+      </w:r>
+      <w:r>
+        <w:rPr>
+          <w:rStyle w:val="Hyperlink.0"/>
+        </w:rPr>
+        <w:instrText xml:space="preserve"> HYPERLINK "https://github.com/abrasaldomark"</w:instrText>
+      </w:r>
+      <w:r>
+        <w:rPr>
+          <w:rStyle w:val="Hyperlink.0"/>
+        </w:rPr>
+        <w:fldChar w:fldCharType="separate" w:fldLock="0"/>
+      </w:r>
+      <w:r>
+        <w:rPr>
+          <w:rStyle w:val="Hyperlink.0"/>
+          <w:rtl w:val="0"/>
+          <w:lang w:val="es-ES_tradnl"/>
+        </w:rPr>
+        <w:t>github.com/abrasaldomark</w:t>
+      </w:r>
+      <w:r>
+        <w:rPr/>
+        <w:fldChar w:fldCharType="end" w:fldLock="0"/>
       </w:r>
     </w:p>
     <w:p>
@@ -166,7 +291,14 @@
           <w:rtl w:val="0"/>
           <w:lang w:val="en-US"/>
         </w:rPr>
-        <w:t xml:space="preserve">iOS Developer with over </w:t>
+        <w:t>Mobile</w:t>
+      </w:r>
+      <w:r>
+        <w:rPr>
+          <w:rtl w:val="0"/>
+          <w:lang w:val="en-US"/>
+        </w:rPr>
+        <w:t xml:space="preserve"> Developer with over </w:t>
       </w:r>
       <w:r>
         <w:rPr>
@@ -187,14 +319,42 @@
           <w:rtl w:val="0"/>
           <w:lang w:val="en-US"/>
         </w:rPr>
-        <w:t xml:space="preserve"> Java, Kotlin, Jetpack Compose, </w:t>
-      </w:r>
-      <w:r>
-        <w:rPr>
-          <w:rtl w:val="0"/>
-          <w:lang w:val="en-US"/>
-        </w:rPr>
-        <w:t>REST APIs, Git, and Google Services (Maps, Firebase, Analytics, and Firebase Cloud Messaging). Proven track record in building scalable apps, integrating third-party APIs, and collaborating with teams to deliver high-quality software with reliable unit-tested code.</w:t>
+        <w:t xml:space="preserve">Java, Kotlin, Jetpack Compose, </w:t>
+      </w:r>
+      <w:r>
+        <w:rPr>
+          <w:rtl w:val="0"/>
+          <w:lang w:val="en-US"/>
+        </w:rPr>
+        <w:t>REST</w:t>
+      </w:r>
+      <w:r>
+        <w:rPr>
+          <w:rtl w:val="0"/>
+          <w:lang w:val="en-US"/>
+        </w:rPr>
+        <w:t xml:space="preserve"> </w:t>
+      </w:r>
+      <w:r>
+        <w:rPr>
+          <w:rtl w:val="0"/>
+          <w:lang w:val="nl-NL"/>
+        </w:rPr>
+        <w:t>APIs,</w:t>
+      </w:r>
+      <w:r>
+        <w:rPr>
+          <w:rtl w:val="0"/>
+          <w:lang w:val="en-US"/>
+        </w:rPr>
+        <w:t xml:space="preserve"> </w:t>
+      </w:r>
+      <w:r>
+        <w:rPr>
+          <w:rtl w:val="0"/>
+          <w:lang w:val="en-US"/>
+        </w:rPr>
+        <w:t>Git, and Google Services (Maps, Firebase, Analytics, and Firebase Cloud Messaging). Proven track record in building scalable apps, integrating third-party APIs, and collaborating with teams to deliver high-quality software with reliable unit-tested code.</w:t>
       </w:r>
     </w:p>
     <w:p>
@@ -310,7 +470,47 @@
         <w:rPr>
           <w:rtl w:val="0"/>
         </w:rPr>
-        <w:t xml:space="preserve">CloudKit </w:t>
+        <w:t>CloudKit</w:t>
+      </w:r>
+      <w:r>
+        <w:rPr>
+          <w:rtl w:val="0"/>
+          <w:lang w:val="en-US"/>
+        </w:rPr>
+        <w:t xml:space="preserve"> </w:t>
+      </w:r>
+      <w:r>
+        <w:rPr>
+          <w:rtl w:val="0"/>
+        </w:rPr>
+        <w:t>•</w:t>
+      </w:r>
+      <w:r>
+        <w:rPr>
+          <w:rtl w:val="0"/>
+          <w:lang w:val="en-US"/>
+        </w:rPr>
+        <w:t xml:space="preserve"> </w:t>
+      </w:r>
+      <w:r>
+        <w:rPr>
+          <w:rtl w:val="0"/>
+          <w:lang w:val="en-US"/>
+        </w:rPr>
+        <w:t>Java</w:t>
+      </w:r>
+      <w:r>
+        <w:rPr>
+          <w:rtl w:val="0"/>
+        </w:rPr>
+        <w:t xml:space="preserve"> •</w:t>
+      </w:r>
+      <w:r>
+        <w:rPr>
+          <w:rtl w:val="0"/>
+          <w:lang w:val="en-US"/>
+        </w:rPr>
+        <w:t xml:space="preserve"> Kotlin </w:t>
       </w:r>
       <w:r>
         <w:rPr>
@@ -323,7 +523,7 @@
           <w:rtl w:val="0"/>
           <w:lang w:val="en-US"/>
         </w:rPr>
-        <w:t>Java</w:t>
+        <w:t>Jetpack Compose</w:t>
       </w:r>
       <w:r>
         <w:rPr>
@@ -336,32 +536,6 @@
           <w:rtl w:val="0"/>
           <w:lang w:val="en-US"/>
         </w:rPr>
-        <w:t>Kotlin</w:t>
-      </w:r>
-      <w:r>
-        <w:rPr>
-          <w:rtl w:val="0"/>
-        </w:rPr>
-        <w:t xml:space="preserve"> • </w:t>
-      </w:r>
-      <w:r>
-        <w:rPr>
-          <w:rtl w:val="0"/>
-          <w:lang w:val="en-US"/>
-        </w:rPr>
-        <w:t>Jetpack Compose</w:t>
-      </w:r>
-      <w:r>
-        <w:rPr>
-          <w:rtl w:val="0"/>
-        </w:rPr>
-        <w:t xml:space="preserve"> • </w:t>
-      </w:r>
-      <w:r>
-        <w:rPr>
-          <w:rtl w:val="0"/>
-          <w:lang w:val="en-US"/>
-        </w:rPr>
         <w:t xml:space="preserve">REST APIs </w:t>
       </w:r>
       <w:r>
@@ -415,6 +589,26 @@
           <w:lang w:val="en-US"/>
         </w:rPr>
         <w:t>Unit Testing</w:t>
+      </w:r>
+      <w:r>
+        <w:rPr>
+          <w:rtl w:val="0"/>
+          <w:lang w:val="en-US"/>
+        </w:rPr>
+        <w:t xml:space="preserve"> </w:t>
+      </w:r>
+      <w:r>
+        <w:rPr>
+          <w:rtl w:val="0"/>
+        </w:rPr>
+        <w:t xml:space="preserve">• </w:t>
+      </w:r>
+      <w:r>
+        <w:rPr>
+          <w:rtl w:val="0"/>
+          <w:lang w:val="en-US"/>
+        </w:rPr>
+        <w:t>AI-Assisted Development (Copilot, Gemini, Claude)</w:t>
       </w:r>
     </w:p>
     <w:p>
@@ -851,201 +1045,21 @@
     <w:p>
       <w:pPr>
         <w:pStyle w:val="Body"/>
-        <w:jc w:val="both"/>
-      </w:pPr>
-      <w:r>
-        <w:rPr>
-          <w:rtl w:val="0"/>
-        </w:rPr>
-        <w:t xml:space="preserve">• </w:t>
-      </w:r>
-      <w:r>
-        <w:rPr>
-          <w:rtl w:val="0"/>
-          <w:lang w:val="en-US"/>
-        </w:rPr>
-        <w:t>Taught Software Development subjects such as Java (JavaFX) and Python</w:t>
-      </w:r>
-      <w:r>
-        <w:rPr>
-          <w:rtl w:val="0"/>
-          <w:lang w:val="en-US"/>
-        </w:rPr>
-        <w:t>.</w:t>
-      </w:r>
-    </w:p>
-    <w:p>
-      <w:pPr>
-        <w:pStyle w:val="Body"/>
-        <w:spacing w:line="240" w:lineRule="auto"/>
-        <w:jc w:val="both"/>
-      </w:pPr>
-      <w:r>
-        <w:rPr>
-          <w:rFonts w:ascii="Cambria Bold" w:hAnsi="Cambria Bold"/>
-          <w:rtl w:val="0"/>
-          <w:lang w:val="en-US"/>
-        </w:rPr>
-        <w:t>iOS Developer</w:t>
-      </w:r>
-      <w:r>
-        <w:rPr>
-          <w:rFonts w:ascii="Cambria Bold" w:cs="Cambria Bold" w:hAnsi="Cambria Bold" w:eastAsia="Cambria Bold"/>
-        </w:rPr>
-        <w:br w:type="textWrapping"/>
-      </w:r>
-      <w:r>
-        <w:rPr>
-          <w:rFonts w:ascii="Cambria Bold" w:hAnsi="Cambria Bold"/>
-          <w:rtl w:val="0"/>
-        </w:rPr>
-        <w:t>WestActon Inc.</w:t>
-      </w:r>
-      <w:r>
-        <w:rPr>
-          <w:rtl w:val="0"/>
-        </w:rPr>
-        <w:t xml:space="preserve">, Tokyo </w:t>
-      </w:r>
-      <w:r>
-        <w:rPr>
-          <w:rtl w:val="0"/>
-        </w:rPr>
-        <w:t xml:space="preserve">– </w:t>
-      </w:r>
-      <w:r>
-        <w:rPr>
-          <w:rtl w:val="0"/>
-        </w:rPr>
-        <w:t xml:space="preserve">Remote | May 2021 </w:t>
-      </w:r>
-      <w:r>
-        <w:rPr>
-          <w:rtl w:val="0"/>
-        </w:rPr>
-        <w:t xml:space="preserve">– </w:t>
-      </w:r>
-      <w:r>
-        <w:rPr>
-          <w:rtl w:val="0"/>
-        </w:rPr>
-        <w:t>Mar 2023</w:t>
-      </w:r>
-    </w:p>
-    <w:p>
-      <w:pPr>
-        <w:pStyle w:val="Body"/>
-        <w:spacing w:line="240" w:lineRule="auto"/>
-        <w:jc w:val="both"/>
-      </w:pPr>
-      <w:r>
-        <w:rPr>
-          <w:rtl w:val="0"/>
-        </w:rPr>
-        <w:t xml:space="preserve">• </w:t>
-      </w:r>
-      <w:r>
-        <w:rPr>
-          <w:rtl w:val="0"/>
-          <w:lang w:val="en-US"/>
-        </w:rPr>
-        <w:t>Integrated Google Maps SDK for location-based features</w:t>
-      </w:r>
-      <w:r>
-        <w:rPr>
-          <w:rtl w:val="0"/>
-          <w:lang w:val="en-US"/>
-        </w:rPr>
-        <w:t>.</w:t>
-      </w:r>
-    </w:p>
-    <w:p>
-      <w:pPr>
-        <w:pStyle w:val="Body"/>
-        <w:spacing w:line="240" w:lineRule="auto"/>
-        <w:jc w:val="both"/>
-      </w:pPr>
-      <w:r>
-        <w:rPr>
-          <w:rtl w:val="0"/>
-        </w:rPr>
-        <w:t>•</w:t>
-      </w:r>
-      <w:r>
-        <w:rPr>
-          <w:rtl w:val="0"/>
-          <w:lang w:val="en-US"/>
-        </w:rPr>
-        <w:t xml:space="preserve"> </w:t>
-      </w:r>
-      <w:r>
-        <w:rPr>
-          <w:rtl w:val="0"/>
-          <w:lang w:val="en-US"/>
-        </w:rPr>
-        <w:t>Implemented Firebase Cloud Messaging for push notifications</w:t>
-      </w:r>
-      <w:r>
-        <w:rPr>
-          <w:rtl w:val="0"/>
-          <w:lang w:val="en-US"/>
-        </w:rPr>
-        <w:t>.</w:t>
-      </w:r>
-    </w:p>
-    <w:p>
-      <w:pPr>
-        <w:pStyle w:val="Body"/>
-        <w:spacing w:line="240" w:lineRule="auto"/>
-        <w:jc w:val="both"/>
-      </w:pPr>
-      <w:r>
-        <w:rPr>
-          <w:rtl w:val="0"/>
-        </w:rPr>
-        <w:t>•</w:t>
-      </w:r>
-      <w:r>
-        <w:rPr>
-          <w:rtl w:val="0"/>
-          <w:lang w:val="en-US"/>
-        </w:rPr>
-        <w:t xml:space="preserve"> </w:t>
-      </w:r>
-      <w:r>
-        <w:rPr>
-          <w:rtl w:val="0"/>
-          <w:lang w:val="en-US"/>
-        </w:rPr>
-        <w:t>Added Firebase Analytics to track user behavior and app performance</w:t>
-      </w:r>
-      <w:r>
-        <w:rPr>
-          <w:rtl w:val="0"/>
-          <w:lang w:val="en-US"/>
-        </w:rPr>
-        <w:t>.</w:t>
-      </w:r>
-    </w:p>
-    <w:p>
-      <w:pPr>
-        <w:pStyle w:val="Body"/>
         <w:numPr>
           <w:ilvl w:val="0"/>
           <w:numId w:val="2"/>
         </w:numPr>
-        <w:spacing w:line="240" w:lineRule="auto"/>
-        <w:jc w:val="both"/>
-        <w:rPr>
-          <w:lang w:val="en-US"/>
-        </w:rPr>
-      </w:pPr>
-      <w:r>
-        <w:rPr>
-          <w:rtl w:val="0"/>
-          <w:lang w:val="en-US"/>
-        </w:rPr>
-        <w:t>Maintained and enhanced hybrid iOS apps using Swift, Objective-C, UIKit, MVC, and WebView</w:t>
+        <w:jc w:val="both"/>
+        <w:rPr>
+          <w:lang w:val="en-US"/>
+        </w:rPr>
+      </w:pPr>
+      <w:r>
+        <w:rPr>
+          <w:rtl w:val="0"/>
+          <w:lang w:val="en-US"/>
+        </w:rPr>
+        <w:t>Taught Software Development subjects such as Java (JavaFX) and Python</w:t>
       </w:r>
       <w:r>
         <w:rPr>
@@ -1061,13 +1075,6 @@
         <w:spacing w:line="240" w:lineRule="auto"/>
         <w:jc w:val="both"/>
       </w:pPr>
-    </w:p>
-    <w:p>
-      <w:pPr>
-        <w:pStyle w:val="Body"/>
-        <w:spacing w:line="240" w:lineRule="auto"/>
-        <w:jc w:val="both"/>
-      </w:pPr>
       <w:r>
         <w:rPr>
           <w:rFonts w:ascii="Cambria Bold" w:hAnsi="Cambria Bold"/>
@@ -1088,7 +1095,14 @@
           <w:rtl w:val="0"/>
           <w:lang w:val="en-US"/>
         </w:rPr>
-        <w:t>CARVE Business Management Services</w:t>
+        <w:t>QuickReach</w:t>
+      </w:r>
+      <w:r>
+        <w:rPr>
+          <w:rFonts w:ascii="Cambria Bold" w:hAnsi="Cambria Bold"/>
+          <w:rtl w:val="0"/>
+        </w:rPr>
+        <w:t xml:space="preserve"> Inc.</w:t>
       </w:r>
       <w:r>
         <w:rPr>
@@ -1100,115 +1114,39 @@
         <w:rPr>
           <w:rtl w:val="0"/>
         </w:rPr>
-        <w:t xml:space="preserve">Remote | May 2020 </w:t>
-      </w:r>
-      <w:r>
-        <w:rPr>
-          <w:rtl w:val="0"/>
-        </w:rPr>
-        <w:t xml:space="preserve">– </w:t>
-      </w:r>
-      <w:r>
-        <w:rPr>
-          <w:rtl w:val="0"/>
-          <w:lang w:val="en-US"/>
-        </w:rPr>
-        <w:t>Jun 2021</w:t>
-      </w:r>
-    </w:p>
-    <w:p>
-      <w:pPr>
-        <w:pStyle w:val="Body"/>
-        <w:spacing w:line="240" w:lineRule="auto"/>
-        <w:jc w:val="both"/>
-      </w:pPr>
-      <w:r>
-        <w:rPr>
-          <w:rtl w:val="0"/>
-        </w:rPr>
-        <w:t xml:space="preserve">• </w:t>
-      </w:r>
-      <w:r>
-        <w:rPr>
-          <w:rtl w:val="0"/>
-          <w:lang w:val="en-US"/>
-        </w:rPr>
-        <w:t>Developed a video chat application using Twilio Messaging APIs</w:t>
-      </w:r>
-      <w:r>
-        <w:rPr>
-          <w:rtl w:val="0"/>
-          <w:lang w:val="en-US"/>
-        </w:rPr>
-        <w:t>.</w:t>
-      </w:r>
-    </w:p>
-    <w:p>
-      <w:pPr>
-        <w:pStyle w:val="Body"/>
-        <w:spacing w:line="240" w:lineRule="auto"/>
-        <w:jc w:val="both"/>
-      </w:pPr>
-      <w:r>
-        <w:rPr>
-          <w:rtl w:val="0"/>
-        </w:rPr>
-        <w:t>•</w:t>
-      </w:r>
-      <w:r>
-        <w:rPr>
-          <w:rtl w:val="0"/>
-          <w:lang w:val="en-US"/>
-        </w:rPr>
-        <w:t xml:space="preserve"> </w:t>
-      </w:r>
-      <w:r>
-        <w:rPr>
-          <w:rtl w:val="0"/>
-          <w:lang w:val="en-US"/>
-        </w:rPr>
-        <w:t>Implemented real-time communication features for messaging and video</w:t>
-      </w:r>
-      <w:r>
-        <w:rPr>
-          <w:rtl w:val="0"/>
-          <w:lang w:val="en-US"/>
-        </w:rPr>
-        <w:t>.</w:t>
-      </w:r>
-    </w:p>
-    <w:p>
-      <w:pPr>
-        <w:pStyle w:val="Body"/>
-        <w:spacing w:line="240" w:lineRule="auto"/>
-        <w:jc w:val="both"/>
-      </w:pPr>
-      <w:r>
-        <w:rPr>
-          <w:rtl w:val="0"/>
-        </w:rPr>
-        <w:t>•</w:t>
-      </w:r>
-      <w:r>
-        <w:rPr>
-          <w:rtl w:val="0"/>
-          <w:lang w:val="en-US"/>
-        </w:rPr>
-        <w:t xml:space="preserve"> </w:t>
-      </w:r>
-      <w:r>
-        <w:rPr>
-          <w:rtl w:val="0"/>
-          <w:lang w:val="en-US"/>
-        </w:rPr>
-        <w:t>Built the user interface using UIKit with MVC architecture</w:t>
-      </w:r>
-      <w:r>
-        <w:rPr>
-          <w:rtl w:val="0"/>
-          <w:lang w:val="en-US"/>
-        </w:rPr>
-        <w:t>.</w:t>
+        <w:t xml:space="preserve">Remote | </w:t>
+      </w:r>
+      <w:r>
+        <w:rPr>
+          <w:rtl w:val="0"/>
+          <w:lang w:val="en-US"/>
+        </w:rPr>
+        <w:t>Nov</w:t>
+      </w:r>
+      <w:r>
+        <w:rPr>
+          <w:rtl w:val="0"/>
+        </w:rPr>
+        <w:t xml:space="preserve"> 202</w:t>
+      </w:r>
+      <w:r>
+        <w:rPr>
+          <w:rtl w:val="0"/>
+          <w:lang w:val="en-US"/>
+        </w:rPr>
+        <w:t>2</w:t>
+      </w:r>
+      <w:r>
+        <w:rPr>
+          <w:rtl w:val="0"/>
+        </w:rPr>
+        <w:t xml:space="preserve"> – </w:t>
+      </w:r>
+      <w:r>
+        <w:rPr>
+          <w:rtl w:val="0"/>
+        </w:rPr>
+        <w:t>Mar 2023</w:t>
       </w:r>
     </w:p>
     <w:p>
@@ -1229,67 +1167,40 @@
           <w:rtl w:val="0"/>
           <w:lang w:val="en-US"/>
         </w:rPr>
-        <w:t>Optimized app performance and usability for a smooth user experience</w:t>
-      </w:r>
-      <w:r>
-        <w:rPr>
-          <w:rtl w:val="0"/>
-          <w:lang w:val="en-US"/>
-        </w:rPr>
-        <w:t>.</w:t>
-      </w:r>
-    </w:p>
-    <w:p>
-      <w:pPr>
-        <w:pStyle w:val="Body"/>
-        <w:spacing w:line="240" w:lineRule="auto"/>
-        <w:jc w:val="both"/>
-      </w:pPr>
-      <w:r>
-        <w:rPr>
-          <w:rFonts w:ascii="Cambria Bold" w:hAnsi="Cambria Bold"/>
-          <w:rtl w:val="0"/>
-          <w:lang w:val="en-US"/>
-        </w:rPr>
-        <w:t>iOS Developer</w:t>
-      </w:r>
-      <w:r>
-        <w:rPr>
-          <w:rFonts w:ascii="Cambria Bold" w:cs="Cambria Bold" w:hAnsi="Cambria Bold" w:eastAsia="Cambria Bold"/>
-        </w:rPr>
-        <w:br w:type="textWrapping"/>
-      </w:r>
-      <w:r>
-        <w:rPr>
-          <w:rFonts w:ascii="Cambria Bold" w:hAnsi="Cambria Bold"/>
-          <w:rtl w:val="0"/>
-          <w:lang w:val="de-DE"/>
-        </w:rPr>
-        <w:t>IdeaHub IT Solutions</w:t>
-      </w:r>
-      <w:r>
-        <w:rPr>
-          <w:rtl w:val="0"/>
-        </w:rPr>
-        <w:t xml:space="preserve"> – </w:t>
-      </w:r>
-      <w:r>
-        <w:rPr>
-          <w:rtl w:val="0"/>
-        </w:rPr>
-        <w:t xml:space="preserve">Davao | Oct 2019 </w:t>
-      </w:r>
-      <w:r>
-        <w:rPr>
-          <w:rtl w:val="0"/>
-        </w:rPr>
-        <w:t xml:space="preserve">– </w:t>
-      </w:r>
-      <w:r>
-        <w:rPr>
-          <w:rtl w:val="0"/>
-        </w:rPr>
-        <w:t>Apr 2020</w:t>
+        <w:t>Built new UI screens in the</w:t>
+      </w:r>
+      <w:r>
+        <w:rPr>
+          <w:rtl w:val="0"/>
+        </w:rPr>
+        <w:t> </w:t>
+      </w:r>
+      <w:r>
+        <w:rPr>
+          <w:rtl w:val="0"/>
+          <w:lang w:val="en-US"/>
+        </w:rPr>
+        <w:t>QuickReach</w:t>
+      </w:r>
+      <w:r>
+        <w:rPr>
+          <w:rtl w:val="0"/>
+          <w:lang w:val="en-US"/>
+        </w:rPr>
+        <w:t xml:space="preserve"> Mobile</w:t>
+      </w:r>
+      <w:r>
+        <w:rPr>
+          <w:rtl w:val="0"/>
+        </w:rPr>
+        <w:t> </w:t>
+      </w:r>
+      <w:r>
+        <w:rPr>
+          <w:rtl w:val="0"/>
+          <w:lang w:val="en-US"/>
+        </w:rPr>
+        <w:t>iOS app to manage and display loan details.</w:t>
       </w:r>
     </w:p>
     <w:p>
@@ -1310,6 +1221,508 @@
           <w:rtl w:val="0"/>
           <w:lang w:val="en-US"/>
         </w:rPr>
+        <w:t>Added</w:t>
+      </w:r>
+      <w:r>
+        <w:rPr>
+          <w:rtl w:val="0"/>
+          <w:lang w:val="en-US"/>
+        </w:rPr>
+        <w:t xml:space="preserve"> a signature upload feature integrated with the device photo gallery.</w:t>
+      </w:r>
+    </w:p>
+    <w:p>
+      <w:pPr>
+        <w:pStyle w:val="Body"/>
+        <w:numPr>
+          <w:ilvl w:val="0"/>
+          <w:numId w:val="2"/>
+        </w:numPr>
+        <w:spacing w:line="240" w:lineRule="auto"/>
+        <w:jc w:val="both"/>
+        <w:rPr>
+          <w:lang w:val="en-US"/>
+        </w:rPr>
+      </w:pPr>
+      <w:r>
+        <w:rPr>
+          <w:rtl w:val="0"/>
+          <w:lang w:val="en-US"/>
+        </w:rPr>
+        <w:t>I</w:t>
+      </w:r>
+      <w:r>
+        <w:rPr>
+          <w:rtl w:val="0"/>
+          <w:lang w:val="en-US"/>
+        </w:rPr>
+        <w:t>mplemented a push notification system to alert users of important updates and announcements</w:t>
+      </w:r>
+      <w:r>
+        <w:rPr>
+          <w:rtl w:val="0"/>
+          <w:lang w:val="en-US"/>
+        </w:rPr>
+        <w:t>.</w:t>
+      </w:r>
+    </w:p>
+    <w:p>
+      <w:pPr>
+        <w:pStyle w:val="Body"/>
+        <w:numPr>
+          <w:ilvl w:val="0"/>
+          <w:numId w:val="2"/>
+        </w:numPr>
+        <w:spacing w:line="240" w:lineRule="auto"/>
+        <w:jc w:val="both"/>
+        <w:rPr>
+          <w:lang w:val="en-US"/>
+        </w:rPr>
+      </w:pPr>
+      <w:r>
+        <w:rPr>
+          <w:rtl w:val="0"/>
+          <w:lang w:val="en-US"/>
+        </w:rPr>
+        <w:t>Resolved critical UI bugs in file attachments and record selection menus.</w:t>
+      </w:r>
+    </w:p>
+    <w:p>
+      <w:pPr>
+        <w:pStyle w:val="Body"/>
+        <w:spacing w:line="240" w:lineRule="auto"/>
+        <w:jc w:val="both"/>
+      </w:pPr>
+      <w:r>
+        <w:rPr>
+          <w:rFonts w:ascii="Cambria Bold" w:hAnsi="Cambria Bold"/>
+          <w:rtl w:val="0"/>
+          <w:lang w:val="en-US"/>
+        </w:rPr>
+        <w:t>iOS Developer</w:t>
+      </w:r>
+      <w:r>
+        <w:rPr>
+          <w:rFonts w:ascii="Cambria Bold" w:cs="Cambria Bold" w:hAnsi="Cambria Bold" w:eastAsia="Cambria Bold"/>
+        </w:rPr>
+        <w:br w:type="textWrapping"/>
+      </w:r>
+      <w:r>
+        <w:rPr>
+          <w:rFonts w:ascii="Cambria Bold" w:hAnsi="Cambria Bold"/>
+          <w:rtl w:val="0"/>
+        </w:rPr>
+        <w:t>WestActon Inc.</w:t>
+      </w:r>
+      <w:r>
+        <w:rPr>
+          <w:rtl w:val="0"/>
+        </w:rPr>
+        <w:t xml:space="preserve">, Tokyo </w:t>
+      </w:r>
+      <w:r>
+        <w:rPr>
+          <w:rtl w:val="0"/>
+        </w:rPr>
+        <w:t xml:space="preserve">– </w:t>
+      </w:r>
+      <w:r>
+        <w:rPr>
+          <w:rtl w:val="0"/>
+        </w:rPr>
+        <w:t xml:space="preserve">Remote | May 2021 </w:t>
+      </w:r>
+      <w:r>
+        <w:rPr>
+          <w:rtl w:val="0"/>
+        </w:rPr>
+        <w:t xml:space="preserve">– </w:t>
+      </w:r>
+      <w:r>
+        <w:rPr>
+          <w:rtl w:val="0"/>
+        </w:rPr>
+        <w:t>Mar 2023</w:t>
+      </w:r>
+    </w:p>
+    <w:p>
+      <w:pPr>
+        <w:pStyle w:val="Body"/>
+        <w:spacing w:line="240" w:lineRule="auto"/>
+        <w:jc w:val="both"/>
+      </w:pPr>
+      <w:r>
+        <w:rPr>
+          <w:rtl w:val="0"/>
+        </w:rPr>
+        <w:t xml:space="preserve">• </w:t>
+      </w:r>
+      <w:r>
+        <w:rPr>
+          <w:rtl w:val="0"/>
+          <w:lang w:val="en-US"/>
+        </w:rPr>
+        <w:t>Integrated Google Maps SDK for location-based features</w:t>
+      </w:r>
+      <w:r>
+        <w:rPr>
+          <w:rtl w:val="0"/>
+          <w:lang w:val="en-US"/>
+        </w:rPr>
+        <w:t>.</w:t>
+      </w:r>
+    </w:p>
+    <w:p>
+      <w:pPr>
+        <w:pStyle w:val="Body"/>
+        <w:spacing w:line="240" w:lineRule="auto"/>
+        <w:jc w:val="both"/>
+      </w:pPr>
+      <w:r>
+        <w:rPr>
+          <w:rtl w:val="0"/>
+        </w:rPr>
+        <w:t>•</w:t>
+      </w:r>
+      <w:r>
+        <w:rPr>
+          <w:rtl w:val="0"/>
+          <w:lang w:val="en-US"/>
+        </w:rPr>
+        <w:t xml:space="preserve"> </w:t>
+      </w:r>
+      <w:r>
+        <w:rPr>
+          <w:rtl w:val="0"/>
+          <w:lang w:val="en-US"/>
+        </w:rPr>
+        <w:t>Implemented Firebase Cloud Messaging for push notifications</w:t>
+      </w:r>
+      <w:r>
+        <w:rPr>
+          <w:rtl w:val="0"/>
+          <w:lang w:val="en-US"/>
+        </w:rPr>
+        <w:t>.</w:t>
+      </w:r>
+    </w:p>
+    <w:p>
+      <w:pPr>
+        <w:pStyle w:val="Body"/>
+        <w:spacing w:line="240" w:lineRule="auto"/>
+        <w:jc w:val="both"/>
+      </w:pPr>
+      <w:r>
+        <w:rPr>
+          <w:rtl w:val="0"/>
+        </w:rPr>
+        <w:t>•</w:t>
+      </w:r>
+      <w:r>
+        <w:rPr>
+          <w:rtl w:val="0"/>
+          <w:lang w:val="en-US"/>
+        </w:rPr>
+        <w:t xml:space="preserve"> </w:t>
+      </w:r>
+      <w:r>
+        <w:rPr>
+          <w:rtl w:val="0"/>
+          <w:lang w:val="en-US"/>
+        </w:rPr>
+        <w:t>Added Firebase Analytics to track user behavior and app performance</w:t>
+      </w:r>
+      <w:r>
+        <w:rPr>
+          <w:rtl w:val="0"/>
+          <w:lang w:val="en-US"/>
+        </w:rPr>
+        <w:t>.</w:t>
+      </w:r>
+    </w:p>
+    <w:p>
+      <w:pPr>
+        <w:pStyle w:val="Body"/>
+        <w:numPr>
+          <w:ilvl w:val="0"/>
+          <w:numId w:val="2"/>
+        </w:numPr>
+        <w:spacing w:line="240" w:lineRule="auto"/>
+        <w:jc w:val="both"/>
+        <w:rPr>
+          <w:lang w:val="en-US"/>
+        </w:rPr>
+      </w:pPr>
+      <w:r>
+        <w:rPr>
+          <w:rtl w:val="0"/>
+          <w:lang w:val="en-US"/>
+        </w:rPr>
+        <w:t>Maintained and enhanced hybrid iOS apps using Swift, Objective-C, UIKit, MVC, and WebView</w:t>
+      </w:r>
+      <w:r>
+        <w:rPr>
+          <w:rtl w:val="0"/>
+          <w:lang w:val="en-US"/>
+        </w:rPr>
+        <w:t>.</w:t>
+      </w:r>
+    </w:p>
+    <w:p>
+      <w:pPr>
+        <w:pStyle w:val="Body"/>
+        <w:spacing w:line="240" w:lineRule="auto"/>
+        <w:jc w:val="both"/>
+      </w:pPr>
+    </w:p>
+    <w:p>
+      <w:pPr>
+        <w:pStyle w:val="Body"/>
+        <w:spacing w:line="240" w:lineRule="auto"/>
+        <w:jc w:val="both"/>
+      </w:pPr>
+      <w:r>
+        <w:rPr>
+          <w:rFonts w:ascii="Cambria Bold" w:hAnsi="Cambria Bold"/>
+          <w:rtl w:val="0"/>
+          <w:lang w:val="en-US"/>
+        </w:rPr>
+        <w:t>iOS Developer</w:t>
+      </w:r>
+      <w:r>
+        <w:rPr>
+          <w:rFonts w:ascii="Cambria Bold" w:cs="Cambria Bold" w:hAnsi="Cambria Bold" w:eastAsia="Cambria Bold"/>
+        </w:rPr>
+        <w:br w:type="textWrapping"/>
+      </w:r>
+      <w:r>
+        <w:rPr>
+          <w:rFonts w:ascii="Cambria Bold" w:hAnsi="Cambria Bold"/>
+          <w:rtl w:val="0"/>
+          <w:lang w:val="en-US"/>
+        </w:rPr>
+        <w:t>CARVE Business Management Services</w:t>
+      </w:r>
+      <w:r>
+        <w:rPr>
+          <w:rtl w:val="0"/>
+        </w:rPr>
+        <w:t xml:space="preserve"> – </w:t>
+      </w:r>
+      <w:r>
+        <w:rPr>
+          <w:rtl w:val="0"/>
+        </w:rPr>
+        <w:t xml:space="preserve">Remote | May 2020 </w:t>
+      </w:r>
+      <w:r>
+        <w:rPr>
+          <w:rtl w:val="0"/>
+        </w:rPr>
+        <w:t xml:space="preserve">– </w:t>
+      </w:r>
+      <w:r>
+        <w:rPr>
+          <w:rtl w:val="0"/>
+          <w:lang w:val="en-US"/>
+        </w:rPr>
+        <w:t>Jun 2021</w:t>
+      </w:r>
+    </w:p>
+    <w:p>
+      <w:pPr>
+        <w:pStyle w:val="Body"/>
+        <w:spacing w:line="240" w:lineRule="auto"/>
+        <w:jc w:val="both"/>
+      </w:pPr>
+      <w:r>
+        <w:rPr>
+          <w:rtl w:val="0"/>
+        </w:rPr>
+        <w:t xml:space="preserve">• </w:t>
+      </w:r>
+      <w:r>
+        <w:rPr>
+          <w:rtl w:val="0"/>
+          <w:lang w:val="en-US"/>
+        </w:rPr>
+        <w:t>Developed a video chat application using Twilio Messaging APIs</w:t>
+      </w:r>
+      <w:r>
+        <w:rPr>
+          <w:rtl w:val="0"/>
+          <w:lang w:val="en-US"/>
+        </w:rPr>
+        <w:t>.</w:t>
+      </w:r>
+    </w:p>
+    <w:p>
+      <w:pPr>
+        <w:pStyle w:val="Body"/>
+        <w:spacing w:line="240" w:lineRule="auto"/>
+        <w:jc w:val="both"/>
+      </w:pPr>
+      <w:r>
+        <w:rPr>
+          <w:rtl w:val="0"/>
+        </w:rPr>
+        <w:t>•</w:t>
+      </w:r>
+      <w:r>
+        <w:rPr>
+          <w:rtl w:val="0"/>
+          <w:lang w:val="en-US"/>
+        </w:rPr>
+        <w:t xml:space="preserve"> </w:t>
+      </w:r>
+      <w:r>
+        <w:rPr>
+          <w:rtl w:val="0"/>
+          <w:lang w:val="en-US"/>
+        </w:rPr>
+        <w:t>Implemented real-time communication features for messaging and video</w:t>
+      </w:r>
+      <w:r>
+        <w:rPr>
+          <w:rtl w:val="0"/>
+          <w:lang w:val="en-US"/>
+        </w:rPr>
+        <w:t>.</w:t>
+      </w:r>
+    </w:p>
+    <w:p>
+      <w:pPr>
+        <w:pStyle w:val="Body"/>
+        <w:spacing w:line="240" w:lineRule="auto"/>
+        <w:jc w:val="both"/>
+      </w:pPr>
+      <w:r>
+        <w:rPr>
+          <w:rtl w:val="0"/>
+        </w:rPr>
+        <w:t>•</w:t>
+      </w:r>
+      <w:r>
+        <w:rPr>
+          <w:rtl w:val="0"/>
+          <w:lang w:val="en-US"/>
+        </w:rPr>
+        <w:t xml:space="preserve"> </w:t>
+      </w:r>
+      <w:r>
+        <w:rPr>
+          <w:rtl w:val="0"/>
+          <w:lang w:val="en-US"/>
+        </w:rPr>
+        <w:t>Built the user interface using UIKit with MVC architecture</w:t>
+      </w:r>
+      <w:r>
+        <w:rPr>
+          <w:rtl w:val="0"/>
+          <w:lang w:val="en-US"/>
+        </w:rPr>
+        <w:t>.</w:t>
+      </w:r>
+    </w:p>
+    <w:p>
+      <w:pPr>
+        <w:pStyle w:val="Body"/>
+        <w:numPr>
+          <w:ilvl w:val="0"/>
+          <w:numId w:val="2"/>
+        </w:numPr>
+        <w:spacing w:line="240" w:lineRule="auto"/>
+        <w:jc w:val="both"/>
+        <w:rPr>
+          <w:lang w:val="en-US"/>
+        </w:rPr>
+      </w:pPr>
+      <w:r>
+        <w:rPr>
+          <w:rtl w:val="0"/>
+          <w:lang w:val="en-US"/>
+        </w:rPr>
+        <w:t>Optimized app performance and usability for a smooth user experience</w:t>
+      </w:r>
+      <w:r>
+        <w:rPr>
+          <w:rtl w:val="0"/>
+          <w:lang w:val="en-US"/>
+        </w:rPr>
+        <w:t>.</w:t>
+      </w:r>
+    </w:p>
+    <w:p>
+      <w:pPr>
+        <w:pStyle w:val="Body"/>
+        <w:spacing w:line="240" w:lineRule="auto"/>
+        <w:jc w:val="both"/>
+      </w:pPr>
+      <w:r>
+        <w:rPr>
+          <w:rFonts w:ascii="Cambria Bold" w:hAnsi="Cambria Bold"/>
+          <w:rtl w:val="0"/>
+          <w:lang w:val="en-US"/>
+        </w:rPr>
+        <w:t>iOS Developer</w:t>
+      </w:r>
+      <w:r>
+        <w:rPr>
+          <w:rFonts w:ascii="Cambria Bold" w:cs="Cambria Bold" w:hAnsi="Cambria Bold" w:eastAsia="Cambria Bold"/>
+        </w:rPr>
+        <w:br w:type="textWrapping"/>
+      </w:r>
+      <w:r>
+        <w:rPr>
+          <w:rFonts w:ascii="Cambria Bold" w:hAnsi="Cambria Bold"/>
+          <w:rtl w:val="0"/>
+          <w:lang w:val="de-DE"/>
+        </w:rPr>
+        <w:t>IdeaHub IT Solutions</w:t>
+      </w:r>
+      <w:r>
+        <w:rPr>
+          <w:rtl w:val="0"/>
+        </w:rPr>
+        <w:t xml:space="preserve"> – </w:t>
+      </w:r>
+      <w:r>
+        <w:rPr>
+          <w:rtl w:val="0"/>
+        </w:rPr>
+        <w:t xml:space="preserve">Davao | Oct 2019 </w:t>
+      </w:r>
+      <w:r>
+        <w:rPr>
+          <w:rtl w:val="0"/>
+        </w:rPr>
+        <w:t xml:space="preserve">– </w:t>
+      </w:r>
+      <w:r>
+        <w:rPr>
+          <w:rtl w:val="0"/>
+        </w:rPr>
+        <w:t>Apr 2020</w:t>
+      </w:r>
+    </w:p>
+    <w:p>
+      <w:pPr>
+        <w:pStyle w:val="Body"/>
+        <w:numPr>
+          <w:ilvl w:val="0"/>
+          <w:numId w:val="2"/>
+        </w:numPr>
+        <w:spacing w:line="240" w:lineRule="auto"/>
+        <w:jc w:val="both"/>
+        <w:rPr>
+          <w:lang w:val="en-US"/>
+        </w:rPr>
+      </w:pPr>
+      <w:r>
+        <w:rPr>
+          <w:rtl w:val="0"/>
+          <w:lang w:val="en-US"/>
+        </w:rPr>
         <w:t>Enhanced an existing real estate iOS application with new feature implementations</w:t>
       </w:r>
       <w:r>
@@ -1540,7 +1953,21 @@
           <w:rtl w:val="0"/>
           <w:lang w:val="en-US"/>
         </w:rPr>
-        <w:t xml:space="preserve">Made a blogging website for </w:t>
+        <w:t>Developed a</w:t>
+      </w:r>
+      <w:r>
+        <w:rPr>
+          <w:rtl w:val="0"/>
+          <w:lang w:val="en-US"/>
+        </w:rPr>
+        <w:t xml:space="preserve"> </w:t>
+      </w:r>
+      <w:r>
+        <w:rPr>
+          <w:rtl w:val="0"/>
+          <w:lang w:val="da-DK"/>
+        </w:rPr>
+        <w:t xml:space="preserve">blog platform for </w:t>
       </w:r>
       <w:r>
         <w:rPr>
@@ -1675,21 +2102,21 @@
           <w:rtl w:val="0"/>
           <w:lang w:val="en-US"/>
         </w:rPr>
-        <w:t>Made a blogging website for th</w:t>
-      </w:r>
-      <w:r>
-        <w:rPr>
-          <w:rtl w:val="0"/>
-          <w:lang w:val="en-US"/>
-        </w:rPr>
-        <w:t>e</w:t>
-      </w:r>
-      <w:r>
-        <w:rPr>
-          <w:rtl w:val="0"/>
-          <w:lang w:val="en-US"/>
-        </w:rPr>
-        <w:t xml:space="preserve"> SPMC - Emergency Department using OctoberCMS.</w:t>
+        <w:t>Developed a</w:t>
+      </w:r>
+      <w:r>
+        <w:rPr>
+          <w:rtl w:val="0"/>
+          <w:lang w:val="en-US"/>
+        </w:rPr>
+        <w:t xml:space="preserve"> </w:t>
+      </w:r>
+      <w:r>
+        <w:rPr>
+          <w:rtl w:val="0"/>
+          <w:lang w:val="en-US"/>
+        </w:rPr>
+        <w:t>blog platform for the SPMC Emergency Department using October CMS.</w:t>
       </w:r>
     </w:p>
     <w:p>
@@ -3244,6 +3671,21 @@
       <w14:textFill>
         <w14:solidFill>
           <w14:srgbClr w14:val="000000"/>
+        </w14:solidFill>
+      </w14:textFill>
+    </w:rPr>
+  </w:style>
+  <w:style w:type="character" w:styleId="Hyperlink.0">
+    <w:name w:val="Hyperlink.0"/>
+    <w:basedOn w:val="Hyperlink"/>
+    <w:next w:val="Hyperlink.0"/>
+    <w:rPr>
+      <w:outline w:val="0"/>
+      <w:color w:val="0000ff"/>
+      <w:u w:val="single" w:color="0000ff"/>
+      <w14:textFill>
+        <w14:solidFill>
+          <w14:srgbClr w14:val="0000FF"/>
         </w14:solidFill>
       </w14:textFill>
     </w:rPr>
